--- a/Java_Generics.docx
+++ b/Java_Generics.docx
@@ -2893,6 +2893,24 @@
         </w:rPr>
         <w:t>Throwable t) throws T</w:t>
       </w:r>
+      <w:r>
+        <w:rPr>
+          <w:rFonts w:ascii="Courier" w:hAnsi="Courier"/>
+          <w:color w:val="000000"/>
+          <w:sz w:val="24"/>
+          <w:szCs w:val="24"/>
+        </w:rPr>
+        <w:t xml:space="preserve"> </w:t>
+      </w:r>
+      <w:r>
+        <w:rPr>
+          <w:rFonts w:ascii="Courier" w:hAnsi="Courier"/>
+          <w:color w:val="000000"/>
+          <w:sz w:val="24"/>
+          <w:szCs w:val="24"/>
+        </w:rPr>
+        <w:tab/>
+      </w:r>
     </w:p>
     <w:p>
       <w:pPr>
@@ -3023,6 +3041,147 @@
     <w:p>
       <w:pPr>
         <w:pStyle w:val="HTMLPreformatted"/>
+        <w:numPr>
+          <w:ilvl w:val="0"/>
+          <w:numId w:val="1"/>
+        </w:numPr>
+        <w:spacing w:before="20" w:after="20" w:line="360" w:lineRule="atLeast"/>
+        <w:jc w:val="both"/>
+        <w:rPr>
+          <w:rFonts w:ascii="Courier" w:hAnsi="Courier"/>
+          <w:color w:val="000000"/>
+          <w:sz w:val="24"/>
+          <w:szCs w:val="24"/>
+        </w:rPr>
+      </w:pPr>
+      <w:r>
+        <w:rPr>
+          <w:rFonts w:ascii="Segoe UI" w:hAnsi="Segoe UI" w:cs="Segoe UI"/>
+          <w:color w:val="000000"/>
+          <w:sz w:val="26"/>
+          <w:szCs w:val="26"/>
+        </w:rPr>
+        <w:t>Is </w:t>
+      </w:r>
+      <w:r>
+        <w:rPr>
+          <w:rStyle w:val="HTMLCode"/>
+          <w:rFonts w:ascii="Courier" w:hAnsi="Courier"/>
+          <w:color w:val="000000"/>
+          <w:sz w:val="26"/>
+          <w:szCs w:val="26"/>
+        </w:rPr>
+        <w:t>Pair&lt;Manager&gt;</w:t>
+      </w:r>
+      <w:r>
+        <w:rPr>
+          <w:rFonts w:ascii="Segoe UI" w:hAnsi="Segoe UI" w:cs="Segoe UI"/>
+          <w:color w:val="000000"/>
+          <w:sz w:val="26"/>
+          <w:szCs w:val="26"/>
+        </w:rPr>
+        <w:t> a subtype of </w:t>
+      </w:r>
+      <w:r>
+        <w:rPr>
+          <w:rStyle w:val="HTMLCode"/>
+          <w:rFonts w:ascii="Courier" w:hAnsi="Courier"/>
+          <w:color w:val="000000"/>
+          <w:sz w:val="26"/>
+          <w:szCs w:val="26"/>
+        </w:rPr>
+        <w:t>Pair&lt;Employee&gt;</w:t>
+      </w:r>
+      <w:r>
+        <w:rPr>
+          <w:rFonts w:ascii="Segoe UI" w:hAnsi="Segoe UI" w:cs="Segoe UI"/>
+          <w:color w:val="000000"/>
+          <w:sz w:val="26"/>
+          <w:szCs w:val="26"/>
+        </w:rPr>
+        <w:t>? Perhaps surprisingly, the answer is “no.”</w:t>
+      </w:r>
+    </w:p>
+    <w:p>
+      <w:pPr>
+        <w:pStyle w:val="HTMLPreformatted"/>
+        <w:numPr>
+          <w:ilvl w:val="0"/>
+          <w:numId w:val="1"/>
+        </w:numPr>
+        <w:spacing w:before="20" w:after="20" w:line="360" w:lineRule="atLeast"/>
+        <w:jc w:val="both"/>
+        <w:rPr>
+          <w:rFonts w:ascii="Courier" w:hAnsi="Courier"/>
+          <w:color w:val="000000"/>
+          <w:sz w:val="26"/>
+          <w:szCs w:val="26"/>
+        </w:rPr>
+      </w:pPr>
+      <w:r>
+        <w:rPr>
+          <w:rFonts w:ascii="Courier" w:hAnsi="Courier"/>
+          <w:color w:val="000000"/>
+          <w:sz w:val="26"/>
+          <w:szCs w:val="26"/>
+        </w:rPr>
+        <w:t>Pair&lt;Employee&gt; buddies = new Pair&lt;Manager</w:t>
+      </w:r>
+      <w:proofErr w:type="gramStart"/>
+      <w:r>
+        <w:rPr>
+          <w:rFonts w:ascii="Courier" w:hAnsi="Courier"/>
+          <w:color w:val="000000"/>
+          <w:sz w:val="26"/>
+          <w:szCs w:val="26"/>
+        </w:rPr>
+        <w:t>&gt;(</w:t>
+      </w:r>
+      <w:proofErr w:type="spellStart"/>
+      <w:proofErr w:type="gramEnd"/>
+      <w:r>
+        <w:rPr>
+          <w:rFonts w:ascii="Courier" w:hAnsi="Courier"/>
+          <w:color w:val="000000"/>
+          <w:sz w:val="26"/>
+          <w:szCs w:val="26"/>
+        </w:rPr>
+        <w:t>ceo</w:t>
+      </w:r>
+      <w:proofErr w:type="spellEnd"/>
+      <w:r>
+        <w:rPr>
+          <w:rFonts w:ascii="Courier" w:hAnsi="Courier"/>
+          <w:color w:val="000000"/>
+          <w:sz w:val="26"/>
+          <w:szCs w:val="26"/>
+        </w:rPr>
+        <w:t xml:space="preserve">, </w:t>
+      </w:r>
+      <w:proofErr w:type="spellStart"/>
+      <w:r>
+        <w:rPr>
+          <w:rFonts w:ascii="Courier" w:hAnsi="Courier"/>
+          <w:color w:val="000000"/>
+          <w:sz w:val="26"/>
+          <w:szCs w:val="26"/>
+        </w:rPr>
+        <w:t>cfo</w:t>
+      </w:r>
+      <w:proofErr w:type="spellEnd"/>
+      <w:r>
+        <w:rPr>
+          <w:rFonts w:ascii="Courier" w:hAnsi="Courier"/>
+          <w:color w:val="000000"/>
+          <w:sz w:val="26"/>
+          <w:szCs w:val="26"/>
+        </w:rPr>
+        <w:t>); // illegal</w:t>
+      </w:r>
+    </w:p>
+    <w:p>
+      <w:pPr>
+        <w:pStyle w:val="HTMLPreformatted"/>
         <w:spacing w:before="20" w:after="20" w:line="360" w:lineRule="atLeast"/>
         <w:ind w:left="720"/>
         <w:jc w:val="both"/>
@@ -3033,26 +3192,661 @@
           <w:szCs w:val="24"/>
         </w:rPr>
       </w:pPr>
-    </w:p>
-    <w:p>
-      <w:pPr>
-        <w:pStyle w:val="HTMLPreformatted"/>
-        <w:spacing w:before="20" w:after="20" w:line="360" w:lineRule="atLeast"/>
-        <w:ind w:left="1080"/>
+      <w:r>
+        <w:rPr>
+          <w:noProof/>
+        </w:rPr>
+        <w:drawing>
+          <wp:inline distT="0" distB="0" distL="0" distR="0" wp14:anchorId="190C00AF" wp14:editId="7C8305A0">
+            <wp:extent cx="5105400" cy="2838450"/>
+            <wp:effectExtent l="0" t="0" r="0" b="0"/>
+            <wp:docPr id="1" name="Picture 1"/>
+            <wp:cNvGraphicFramePr>
+              <a:graphicFrameLocks xmlns:a="http://schemas.openxmlformats.org/drawingml/2006/main" noChangeAspect="1"/>
+            </wp:cNvGraphicFramePr>
+            <a:graphic xmlns:a="http://schemas.openxmlformats.org/drawingml/2006/main">
+              <a:graphicData uri="http://schemas.openxmlformats.org/drawingml/2006/picture">
+                <pic:pic xmlns:pic="http://schemas.openxmlformats.org/drawingml/2006/picture">
+                  <pic:nvPicPr>
+                    <pic:cNvPr id="1" name=""/>
+                    <pic:cNvPicPr/>
+                  </pic:nvPicPr>
+                  <pic:blipFill>
+                    <a:blip r:embed="rId5"/>
+                    <a:stretch>
+                      <a:fillRect/>
+                    </a:stretch>
+                  </pic:blipFill>
+                  <pic:spPr>
+                    <a:xfrm>
+                      <a:off x="0" y="0"/>
+                      <a:ext cx="5105400" cy="2838450"/>
+                    </a:xfrm>
+                    <a:prstGeom prst="rect">
+                      <a:avLst/>
+                    </a:prstGeom>
+                  </pic:spPr>
+                </pic:pic>
+              </a:graphicData>
+            </a:graphic>
+          </wp:inline>
+        </w:drawing>
+      </w:r>
+    </w:p>
+    <w:p>
+      <w:pPr>
+        <w:pStyle w:val="HTMLPreformatted"/>
+        <w:spacing w:before="20" w:after="20" w:line="360" w:lineRule="atLeast"/>
+        <w:ind w:left="720"/>
+        <w:jc w:val="center"/>
+        <w:rPr>
+          <w:rFonts w:ascii="Courier" w:hAnsi="Courier"/>
+          <w:color w:val="000000"/>
+          <w:sz w:val="24"/>
+          <w:szCs w:val="24"/>
+        </w:rPr>
+      </w:pPr>
+      <w:r>
+        <w:rPr>
+          <w:noProof/>
+        </w:rPr>
+        <w:lastRenderedPageBreak/>
+        <w:drawing>
+          <wp:inline distT="0" distB="0" distL="0" distR="0" wp14:anchorId="7FB2EAC0" wp14:editId="2491F0F7">
+            <wp:extent cx="5051701" cy="4981903"/>
+            <wp:effectExtent l="0" t="0" r="0" b="9525"/>
+            <wp:docPr id="2" name="Picture 2"/>
+            <wp:cNvGraphicFramePr>
+              <a:graphicFrameLocks xmlns:a="http://schemas.openxmlformats.org/drawingml/2006/main" noChangeAspect="1"/>
+            </wp:cNvGraphicFramePr>
+            <a:graphic xmlns:a="http://schemas.openxmlformats.org/drawingml/2006/main">
+              <a:graphicData uri="http://schemas.openxmlformats.org/drawingml/2006/picture">
+                <pic:pic xmlns:pic="http://schemas.openxmlformats.org/drawingml/2006/picture">
+                  <pic:nvPicPr>
+                    <pic:cNvPr id="1" name=""/>
+                    <pic:cNvPicPr/>
+                  </pic:nvPicPr>
+                  <pic:blipFill>
+                    <a:blip r:embed="rId6"/>
+                    <a:stretch>
+                      <a:fillRect/>
+                    </a:stretch>
+                  </pic:blipFill>
+                  <pic:spPr>
+                    <a:xfrm>
+                      <a:off x="0" y="0"/>
+                      <a:ext cx="5091540" cy="5021192"/>
+                    </a:xfrm>
+                    <a:prstGeom prst="rect">
+                      <a:avLst/>
+                    </a:prstGeom>
+                  </pic:spPr>
+                </pic:pic>
+              </a:graphicData>
+            </a:graphic>
+          </wp:inline>
+        </w:drawing>
+      </w:r>
+    </w:p>
+    <w:p>
+      <w:pPr>
+        <w:pStyle w:val="HTMLPreformatted"/>
+        <w:spacing w:before="20" w:after="20" w:line="360" w:lineRule="atLeast"/>
         <w:jc w:val="both"/>
         <w:rPr>
-          <w:rFonts w:ascii="Courier" w:hAnsi="Courier"/>
-          <w:color w:val="000000"/>
-          <w:sz w:val="24"/>
-          <w:szCs w:val="24"/>
-        </w:rPr>
-      </w:pPr>
+          <w:rFonts w:ascii="Segoe UI" w:hAnsi="Segoe UI" w:cs="Segoe UI"/>
+          <w:color w:val="000000"/>
+          <w:sz w:val="24"/>
+          <w:szCs w:val="24"/>
+        </w:rPr>
+      </w:pPr>
+      <w:r>
+        <w:rPr>
+          <w:rFonts w:ascii="Segoe UI" w:hAnsi="Segoe UI" w:cs="Segoe UI"/>
+          <w:color w:val="000000"/>
+          <w:sz w:val="24"/>
+          <w:szCs w:val="24"/>
+        </w:rPr>
+        <w:t>Wildcard Types</w:t>
+      </w:r>
+    </w:p>
+    <w:p>
+      <w:pPr>
+        <w:pStyle w:val="NormalWeb"/>
+        <w:numPr>
+          <w:ilvl w:val="0"/>
+          <w:numId w:val="1"/>
+        </w:numPr>
+        <w:spacing w:before="240" w:beforeAutospacing="0" w:after="240" w:afterAutospacing="0"/>
+        <w:jc w:val="both"/>
+        <w:rPr>
+          <w:rFonts w:ascii="Segoe UI" w:hAnsi="Segoe UI" w:cs="Segoe UI"/>
+          <w:color w:val="000000"/>
+          <w:sz w:val="26"/>
+          <w:szCs w:val="26"/>
+        </w:rPr>
+      </w:pPr>
+      <w:r>
+        <w:rPr>
+          <w:rFonts w:ascii="Segoe UI" w:hAnsi="Segoe UI" w:cs="Segoe UI"/>
+          <w:color w:val="000000"/>
+          <w:sz w:val="26"/>
+          <w:szCs w:val="26"/>
+        </w:rPr>
+        <w:t>In a wildcard type, a type parameter is allowed to vary. For example, the wildcard type</w:t>
+      </w:r>
+    </w:p>
+    <w:p>
+      <w:pPr>
+        <w:pStyle w:val="HTMLPreformatted"/>
+        <w:numPr>
+          <w:ilvl w:val="0"/>
+          <w:numId w:val="1"/>
+        </w:numPr>
+        <w:spacing w:before="20" w:after="20" w:line="360" w:lineRule="atLeast"/>
+        <w:jc w:val="both"/>
+        <w:rPr>
+          <w:rFonts w:ascii="Courier" w:hAnsi="Courier"/>
+          <w:color w:val="000000"/>
+          <w:sz w:val="26"/>
+          <w:szCs w:val="26"/>
+        </w:rPr>
+      </w:pPr>
+      <w:r>
+        <w:rPr>
+          <w:rFonts w:ascii="Courier" w:hAnsi="Courier"/>
+          <w:color w:val="000000"/>
+          <w:sz w:val="26"/>
+          <w:szCs w:val="26"/>
+        </w:rPr>
+        <w:t>Pair&lt;? extends Employee&gt;</w:t>
+      </w:r>
+    </w:p>
+    <w:p>
+      <w:pPr>
+        <w:pStyle w:val="NormalWeb"/>
+        <w:numPr>
+          <w:ilvl w:val="0"/>
+          <w:numId w:val="1"/>
+        </w:numPr>
+        <w:spacing w:before="240" w:beforeAutospacing="0" w:after="240" w:afterAutospacing="0"/>
+        <w:jc w:val="both"/>
+        <w:rPr>
+          <w:rFonts w:ascii="Segoe UI" w:hAnsi="Segoe UI" w:cs="Segoe UI"/>
+          <w:color w:val="000000"/>
+          <w:sz w:val="26"/>
+          <w:szCs w:val="26"/>
+        </w:rPr>
+      </w:pPr>
+      <w:r>
+        <w:rPr>
+          <w:rFonts w:ascii="Segoe UI" w:hAnsi="Segoe UI" w:cs="Segoe UI"/>
+          <w:color w:val="000000"/>
+          <w:sz w:val="26"/>
+          <w:szCs w:val="26"/>
+        </w:rPr>
+        <w:t>denotes any generic </w:t>
+      </w:r>
+      <w:r>
+        <w:rPr>
+          <w:rStyle w:val="HTMLCode"/>
+          <w:rFonts w:ascii="Courier" w:hAnsi="Courier"/>
+          <w:color w:val="000000"/>
+          <w:sz w:val="23"/>
+          <w:szCs w:val="23"/>
+        </w:rPr>
+        <w:t>Pair</w:t>
+      </w:r>
+      <w:r>
+        <w:rPr>
+          <w:rFonts w:ascii="Segoe UI" w:hAnsi="Segoe UI" w:cs="Segoe UI"/>
+          <w:color w:val="000000"/>
+          <w:sz w:val="26"/>
+          <w:szCs w:val="26"/>
+        </w:rPr>
+        <w:t> type whose type parameter is a subclass of </w:t>
+      </w:r>
+      <w:r>
+        <w:rPr>
+          <w:rStyle w:val="HTMLCode"/>
+          <w:rFonts w:ascii="Courier" w:hAnsi="Courier"/>
+          <w:color w:val="000000"/>
+          <w:sz w:val="23"/>
+          <w:szCs w:val="23"/>
+        </w:rPr>
+        <w:t>Employee</w:t>
+      </w:r>
+      <w:r>
+        <w:rPr>
+          <w:rFonts w:ascii="Segoe UI" w:hAnsi="Segoe UI" w:cs="Segoe UI"/>
+          <w:color w:val="000000"/>
+          <w:sz w:val="26"/>
+          <w:szCs w:val="26"/>
+        </w:rPr>
+        <w:t>, such as </w:t>
+      </w:r>
+      <w:r>
+        <w:rPr>
+          <w:rStyle w:val="HTMLCode"/>
+          <w:rFonts w:ascii="Courier" w:hAnsi="Courier"/>
+          <w:color w:val="000000"/>
+          <w:sz w:val="23"/>
+          <w:szCs w:val="23"/>
+        </w:rPr>
+        <w:t>Pair&lt;Manager&gt;</w:t>
+      </w:r>
+      <w:r>
+        <w:rPr>
+          <w:rFonts w:ascii="Segoe UI" w:hAnsi="Segoe UI" w:cs="Segoe UI"/>
+          <w:color w:val="000000"/>
+          <w:sz w:val="26"/>
+          <w:szCs w:val="26"/>
+        </w:rPr>
+        <w:t>, but not </w:t>
+      </w:r>
+      <w:r>
+        <w:rPr>
+          <w:rStyle w:val="HTMLCode"/>
+          <w:rFonts w:ascii="Courier" w:hAnsi="Courier"/>
+          <w:color w:val="000000"/>
+          <w:sz w:val="23"/>
+          <w:szCs w:val="23"/>
+        </w:rPr>
+        <w:t>Pair&lt;String&gt;</w:t>
+      </w:r>
+      <w:r>
+        <w:rPr>
+          <w:rFonts w:ascii="Segoe UI" w:hAnsi="Segoe UI" w:cs="Segoe UI"/>
+          <w:color w:val="000000"/>
+          <w:sz w:val="26"/>
+          <w:szCs w:val="26"/>
+        </w:rPr>
+        <w:t>.</w:t>
+      </w:r>
     </w:p>
     <w:p>
       <w:pPr>
         <w:pStyle w:val="HTMLPreformatted"/>
         <w:spacing w:before="20" w:after="20" w:line="360" w:lineRule="atLeast"/>
         <w:ind w:left="720"/>
+        <w:jc w:val="center"/>
+        <w:rPr>
+          <w:rFonts w:ascii="Segoe UI" w:hAnsi="Segoe UI" w:cs="Segoe UI"/>
+          <w:color w:val="000000"/>
+          <w:sz w:val="24"/>
+          <w:szCs w:val="24"/>
+        </w:rPr>
+      </w:pPr>
+      <w:r>
+        <w:rPr>
+          <w:noProof/>
+        </w:rPr>
+        <w:lastRenderedPageBreak/>
+        <w:drawing>
+          <wp:inline distT="0" distB="0" distL="0" distR="0" wp14:anchorId="095D6793" wp14:editId="5426DD99">
+            <wp:extent cx="4379495" cy="3451009"/>
+            <wp:effectExtent l="0" t="0" r="2540" b="0"/>
+            <wp:docPr id="3" name="Picture 3"/>
+            <wp:cNvGraphicFramePr>
+              <a:graphicFrameLocks xmlns:a="http://schemas.openxmlformats.org/drawingml/2006/main" noChangeAspect="1"/>
+            </wp:cNvGraphicFramePr>
+            <a:graphic xmlns:a="http://schemas.openxmlformats.org/drawingml/2006/main">
+              <a:graphicData uri="http://schemas.openxmlformats.org/drawingml/2006/picture">
+                <pic:pic xmlns:pic="http://schemas.openxmlformats.org/drawingml/2006/picture">
+                  <pic:nvPicPr>
+                    <pic:cNvPr id="1" name=""/>
+                    <pic:cNvPicPr/>
+                  </pic:nvPicPr>
+                  <pic:blipFill>
+                    <a:blip r:embed="rId7"/>
+                    <a:stretch>
+                      <a:fillRect/>
+                    </a:stretch>
+                  </pic:blipFill>
+                  <pic:spPr>
+                    <a:xfrm>
+                      <a:off x="0" y="0"/>
+                      <a:ext cx="4386180" cy="3456277"/>
+                    </a:xfrm>
+                    <a:prstGeom prst="rect">
+                      <a:avLst/>
+                    </a:prstGeom>
+                  </pic:spPr>
+                </pic:pic>
+              </a:graphicData>
+            </a:graphic>
+          </wp:inline>
+        </w:drawing>
+      </w:r>
+    </w:p>
+    <w:p>
+      <w:pPr>
+        <w:pStyle w:val="HTMLPreformatted"/>
+        <w:spacing w:before="20" w:after="20" w:line="360" w:lineRule="atLeast"/>
+        <w:rPr>
+          <w:rFonts w:ascii="Courier" w:hAnsi="Courier"/>
+          <w:color w:val="000000"/>
+          <w:sz w:val="24"/>
+          <w:szCs w:val="24"/>
+        </w:rPr>
+      </w:pPr>
+      <w:r>
+        <w:rPr>
+          <w:rFonts w:ascii="Courier" w:hAnsi="Courier"/>
+          <w:color w:val="000000"/>
+          <w:sz w:val="24"/>
+          <w:szCs w:val="24"/>
+        </w:rPr>
+        <w:t>Supertype Bounds for Wildcards</w:t>
+      </w:r>
+    </w:p>
+    <w:p>
+      <w:pPr>
+        <w:pStyle w:val="HTMLPreformatted"/>
+        <w:numPr>
+          <w:ilvl w:val="0"/>
+          <w:numId w:val="1"/>
+        </w:numPr>
+        <w:spacing w:before="20" w:after="20" w:line="360" w:lineRule="atLeast"/>
+        <w:jc w:val="both"/>
+        <w:rPr>
+          <w:rFonts w:ascii="Courier" w:hAnsi="Courier"/>
+          <w:color w:val="000000"/>
+          <w:sz w:val="26"/>
+          <w:szCs w:val="26"/>
+        </w:rPr>
+      </w:pPr>
+      <w:r>
+        <w:rPr>
+          <w:rFonts w:ascii="Courier" w:hAnsi="Courier"/>
+          <w:color w:val="000000"/>
+          <w:sz w:val="26"/>
+          <w:szCs w:val="26"/>
+        </w:rPr>
+        <w:t>? super Manager</w:t>
+      </w:r>
+    </w:p>
+    <w:p>
+      <w:pPr>
+        <w:pStyle w:val="HTMLPreformatted"/>
+        <w:numPr>
+          <w:ilvl w:val="0"/>
+          <w:numId w:val="1"/>
+        </w:numPr>
+        <w:spacing w:before="20" w:after="20" w:line="360" w:lineRule="atLeast"/>
+        <w:rPr>
+          <w:rFonts w:ascii="Courier" w:hAnsi="Courier"/>
+          <w:color w:val="000000"/>
+          <w:sz w:val="24"/>
+          <w:szCs w:val="24"/>
+        </w:rPr>
+      </w:pPr>
+      <w:r>
+        <w:rPr>
+          <w:rFonts w:ascii="Segoe UI" w:hAnsi="Segoe UI" w:cs="Segoe UI"/>
+          <w:color w:val="000000"/>
+          <w:sz w:val="26"/>
+          <w:szCs w:val="26"/>
+        </w:rPr>
+        <w:t>This wildcard is restricted to all supertypes of </w:t>
+      </w:r>
+      <w:r>
+        <w:rPr>
+          <w:rStyle w:val="HTMLCode"/>
+          <w:rFonts w:ascii="Courier" w:hAnsi="Courier"/>
+          <w:color w:val="000000"/>
+          <w:sz w:val="26"/>
+          <w:szCs w:val="26"/>
+        </w:rPr>
+        <w:t>Manager</w:t>
+      </w:r>
+      <w:r>
+        <w:rPr>
+          <w:rFonts w:ascii="Segoe UI" w:hAnsi="Segoe UI" w:cs="Segoe UI"/>
+          <w:color w:val="000000"/>
+          <w:sz w:val="26"/>
+          <w:szCs w:val="26"/>
+        </w:rPr>
+        <w:t>. </w:t>
+      </w:r>
+    </w:p>
+    <w:p>
+      <w:pPr>
+        <w:pStyle w:val="HTMLPreformatted"/>
+        <w:numPr>
+          <w:ilvl w:val="0"/>
+          <w:numId w:val="1"/>
+        </w:numPr>
+        <w:spacing w:before="20" w:after="20" w:line="360" w:lineRule="atLeast"/>
+        <w:rPr>
+          <w:rFonts w:ascii="Courier" w:hAnsi="Courier"/>
+          <w:color w:val="000000"/>
+          <w:sz w:val="24"/>
+          <w:szCs w:val="24"/>
+        </w:rPr>
+      </w:pPr>
+      <w:r>
+        <w:rPr>
+          <w:rFonts w:ascii="Segoe UI" w:hAnsi="Segoe UI" w:cs="Segoe UI"/>
+          <w:color w:val="000000"/>
+          <w:sz w:val="26"/>
+          <w:szCs w:val="26"/>
+        </w:rPr>
+        <w:t>Intuitively speaking, wildcards with supertype bounds let you write to a generic object, while wildcards with subtype bounds let you read from a generic object.</w:t>
+      </w:r>
+    </w:p>
+    <w:p>
+      <w:pPr>
+        <w:pStyle w:val="HTMLPreformatted"/>
+        <w:spacing w:before="20" w:after="20" w:line="360" w:lineRule="atLeast"/>
+        <w:ind w:left="720"/>
+        <w:jc w:val="center"/>
+        <w:rPr>
+          <w:rFonts w:ascii="Courier" w:hAnsi="Courier"/>
+          <w:color w:val="000000"/>
+          <w:sz w:val="24"/>
+          <w:szCs w:val="24"/>
+        </w:rPr>
+      </w:pPr>
+      <w:r>
+        <w:rPr>
+          <w:noProof/>
+        </w:rPr>
+        <w:drawing>
+          <wp:inline distT="0" distB="0" distL="0" distR="0" wp14:anchorId="7A417E40" wp14:editId="33B7E47B">
+            <wp:extent cx="4063037" cy="3954483"/>
+            <wp:effectExtent l="0" t="0" r="0" b="8255"/>
+            <wp:docPr id="5" name="Picture 5"/>
+            <wp:cNvGraphicFramePr>
+              <a:graphicFrameLocks xmlns:a="http://schemas.openxmlformats.org/drawingml/2006/main" noChangeAspect="1"/>
+            </wp:cNvGraphicFramePr>
+            <a:graphic xmlns:a="http://schemas.openxmlformats.org/drawingml/2006/main">
+              <a:graphicData uri="http://schemas.openxmlformats.org/drawingml/2006/picture">
+                <pic:pic xmlns:pic="http://schemas.openxmlformats.org/drawingml/2006/picture">
+                  <pic:nvPicPr>
+                    <pic:cNvPr id="1" name=""/>
+                    <pic:cNvPicPr/>
+                  </pic:nvPicPr>
+                  <pic:blipFill>
+                    <a:blip r:embed="rId8"/>
+                    <a:stretch>
+                      <a:fillRect/>
+                    </a:stretch>
+                  </pic:blipFill>
+                  <pic:spPr>
+                    <a:xfrm>
+                      <a:off x="0" y="0"/>
+                      <a:ext cx="4064408" cy="3955817"/>
+                    </a:xfrm>
+                    <a:prstGeom prst="rect">
+                      <a:avLst/>
+                    </a:prstGeom>
+                  </pic:spPr>
+                </pic:pic>
+              </a:graphicData>
+            </a:graphic>
+          </wp:inline>
+        </w:drawing>
+      </w:r>
+    </w:p>
+    <w:p>
+      <w:pPr>
+        <w:pStyle w:val="HTMLPreformatted"/>
+        <w:spacing w:before="20" w:after="20" w:line="360" w:lineRule="atLeast"/>
+        <w:rPr>
+          <w:rFonts w:ascii="Courier" w:hAnsi="Courier"/>
+          <w:color w:val="000000"/>
+          <w:sz w:val="24"/>
+          <w:szCs w:val="24"/>
+        </w:rPr>
+      </w:pPr>
+      <w:proofErr w:type="spellStart"/>
+      <w:r>
+        <w:rPr>
+          <w:rFonts w:ascii="Courier" w:hAnsi="Courier"/>
+          <w:color w:val="000000"/>
+          <w:sz w:val="24"/>
+          <w:szCs w:val="24"/>
+        </w:rPr>
+        <w:lastRenderedPageBreak/>
+        <w:t>Unbouded</w:t>
+      </w:r>
+      <w:proofErr w:type="spellEnd"/>
+      <w:r>
+        <w:rPr>
+          <w:rFonts w:ascii="Courier" w:hAnsi="Courier"/>
+          <w:color w:val="000000"/>
+          <w:sz w:val="24"/>
+          <w:szCs w:val="24"/>
+        </w:rPr>
+        <w:t xml:space="preserve"> Wildcards</w:t>
+      </w:r>
+    </w:p>
+    <w:p>
+      <w:pPr>
+        <w:pStyle w:val="HTMLPreformatted"/>
+        <w:spacing w:before="20" w:after="20" w:line="360" w:lineRule="atLeast"/>
+        <w:rPr>
+          <w:rFonts w:ascii="Courier" w:hAnsi="Courier"/>
+          <w:color w:val="000000"/>
+          <w:sz w:val="24"/>
+          <w:szCs w:val="24"/>
+        </w:rPr>
+      </w:pPr>
+      <w:r>
+        <w:rPr>
+          <w:rFonts w:ascii="Courier" w:hAnsi="Courier"/>
+          <w:color w:val="000000"/>
+          <w:sz w:val="24"/>
+          <w:szCs w:val="24"/>
+        </w:rPr>
+        <w:t>Wildcard Capture</w:t>
+      </w:r>
+    </w:p>
+    <w:p>
+      <w:pPr>
+        <w:pStyle w:val="HTMLPreformatted"/>
+        <w:spacing w:before="20" w:after="20" w:line="360" w:lineRule="atLeast"/>
+        <w:rPr>
+          <w:rFonts w:ascii="Courier" w:hAnsi="Courier"/>
+          <w:color w:val="000000"/>
+          <w:sz w:val="24"/>
+          <w:szCs w:val="24"/>
+        </w:rPr>
+      </w:pPr>
+      <w:r>
+        <w:rPr>
+          <w:rFonts w:ascii="Courier" w:hAnsi="Courier"/>
+          <w:color w:val="000000"/>
+          <w:sz w:val="24"/>
+          <w:szCs w:val="24"/>
+        </w:rPr>
+        <w:t>Reflection and Generics</w:t>
+      </w:r>
+    </w:p>
+    <w:p>
+      <w:pPr>
+        <w:pStyle w:val="HTMLPreformatted"/>
+        <w:spacing w:before="20" w:after="20" w:line="360" w:lineRule="atLeast"/>
+        <w:rPr>
+          <w:rFonts w:ascii="Courier" w:hAnsi="Courier"/>
+          <w:color w:val="000000"/>
+          <w:sz w:val="24"/>
+          <w:szCs w:val="24"/>
+        </w:rPr>
+      </w:pPr>
+      <w:r>
+        <w:rPr>
+          <w:rFonts w:ascii="Courier" w:hAnsi="Courier"/>
+          <w:color w:val="000000"/>
+          <w:sz w:val="24"/>
+          <w:szCs w:val="24"/>
+        </w:rPr>
+        <w:t>Using </w:t>
+      </w:r>
+      <w:r>
+        <w:rPr>
+          <w:sz w:val="24"/>
+          <w:szCs w:val="24"/>
+        </w:rPr>
+        <w:t>Class&lt;T&gt;</w:t>
+      </w:r>
+      <w:r>
+        <w:rPr>
+          <w:rFonts w:ascii="Courier" w:hAnsi="Courier"/>
+          <w:color w:val="000000"/>
+          <w:sz w:val="24"/>
+          <w:szCs w:val="24"/>
+        </w:rPr>
+        <w:t> Parameters for Type Matching</w:t>
+      </w:r>
+    </w:p>
+    <w:p>
+      <w:pPr>
+        <w:pStyle w:val="HTMLPreformatted"/>
+        <w:spacing w:before="20" w:after="20" w:line="360" w:lineRule="atLeast"/>
+        <w:rPr>
+          <w:rFonts w:ascii="Courier" w:hAnsi="Courier"/>
+          <w:color w:val="000000"/>
+          <w:sz w:val="24"/>
+          <w:szCs w:val="24"/>
+        </w:rPr>
+      </w:pPr>
+      <w:r>
+        <w:rPr>
+          <w:rFonts w:ascii="Courier" w:hAnsi="Courier"/>
+          <w:color w:val="000000"/>
+          <w:sz w:val="24"/>
+          <w:szCs w:val="24"/>
+        </w:rPr>
+        <w:t>Generic Type Information in the Virtual Machine</w:t>
+      </w:r>
+    </w:p>
+    <w:p>
+      <w:pPr>
+        <w:pStyle w:val="HTMLPreformatted"/>
+        <w:spacing w:before="20" w:after="20" w:line="360" w:lineRule="atLeast"/>
+        <w:rPr>
+          <w:rFonts w:ascii="Courier" w:hAnsi="Courier"/>
+          <w:color w:val="000000"/>
+          <w:sz w:val="24"/>
+          <w:szCs w:val="24"/>
+        </w:rPr>
+      </w:pPr>
+      <w:r>
+        <w:rPr>
+          <w:rFonts w:ascii="Courier" w:hAnsi="Courier"/>
+          <w:color w:val="000000"/>
+          <w:sz w:val="24"/>
+          <w:szCs w:val="24"/>
+        </w:rPr>
+        <w:t>Type Literals</w:t>
+      </w:r>
+    </w:p>
+    <w:p>
+      <w:pPr>
+        <w:pStyle w:val="HTMLPreformatted"/>
+        <w:spacing w:before="20" w:after="20" w:line="360" w:lineRule="atLeast"/>
         <w:rPr>
           <w:rFonts w:ascii="Courier" w:hAnsi="Courier"/>
           <w:color w:val="000000"/>
